--- a/data/revised_2026-10_full/outputs/v2/Maths/SS1.3_Quadratic_Equations/Mathematics_Quadratic_Equations_FinalExplanation.docx
+++ b/data/revised_2026-10_full/outputs/v2/Maths/SS1.3_Quadratic_Equations/Mathematics_Quadratic_Equations_FinalExplanation.docx
@@ -2776,7 +2776,7 @@
         </w:rPr>
         <w:t xml:space="preserve">© 2026 SeaVuria and ARES. This work is licensed under a </w:t>
       </w:r>
-      <w:hyperlink w:history="1" r:id="rId6kpb54juuhe7mc0mduui4">
+      <w:hyperlink w:history="1" r:id="rIdv9nrosidtqj1p4q2hbmal">
         <w:r>
           <w:rPr>
             <w:rFonts w:ascii="Arial" w:cs="Arial" w:eastAsia="Arial" w:hAnsi="Arial"/>
@@ -2796,7 +2796,7 @@
         </w:rPr>
         <w:t xml:space="preserve"> (</w:t>
       </w:r>
-      <w:hyperlink w:history="1" r:id="rIdb06hlfre38p0cb76rk87m">
+      <w:hyperlink w:history="1" r:id="rIdiyh9xxfgjghtxqqzsfgwc">
         <w:r>
           <w:rPr>
             <w:rFonts w:ascii="Arial" w:cs="Arial" w:eastAsia="Arial" w:hAnsi="Arial"/>
@@ -2816,7 +2816,7 @@
         </w:rPr>
         <w:t xml:space="preserve">). To view a copy of this license, visit </w:t>
       </w:r>
-      <w:hyperlink w:history="1" r:id="rIdud-jl41d8zwp6druvq93j">
+      <w:hyperlink w:history="1" r:id="rIdp_twg3eql2szo0-axfcyf">
         <w:r>
           <w:rPr>
             <w:rFonts w:ascii="Arial" w:cs="Arial" w:eastAsia="Arial" w:hAnsi="Arial"/>
